--- a/03_Outputs/final scripts/zh/Module 4/4.1.0-zh.docx
+++ b/03_Outputs/final scripts/zh/Module 4/4.1.0-zh.docx
@@ -14,7 +14,7 @@
     </w:p>
     <w:p>
       <w:r>
-        <w:t>这种不平衡的局面可能使潜力巨大的地区继续依赖化石燃料，恶化社会不平等，并破坏气候目标。许多国家面临“三级惩罚”：更高的融资成本和电价、对进口化石燃料的高度依赖，以及技术和技能劳动力的有限获取——所有这些都使其能源转型变得更加复杂。</w:t>
+        <w:t>这种不平衡的局面可能使潜力巨大的地区继续依赖化石燃料，恶化社会不平等，并破坏气候目标。许多国家面临“三重惩罚”：更高的融资成本和电价、对进口化石燃料的高度依赖，以及技术和技能劳动力的有限获取——所有这些都使其能源转型变得更加复杂。</w:t>
       </w:r>
     </w:p>
     <w:p>

--- a/03_Outputs/final scripts/zh/Module 4/4.1.0-zh.docx
+++ b/03_Outputs/final scripts/zh/Module 4/4.1.0-zh.docx
@@ -19,7 +19,7 @@
     </w:p>
     <w:p>
       <w:r>
-        <w:t>与此同时，可再生能源市场正在快速变革。到2030年，全球电力结构中近一半预计将来自可再生能源，这得益于技术成本的下降、智能政策和创新商业模式。然而，供应链脆弱性——尤其是对少数国家关键矿物的依赖——以及地缘政治风险，要求多元化采购和负责任的资源管理。</w:t>
+        <w:t>与此同时，可再生能源市场正在快速变革。到2030年，全球电力结构中近一半预计将来自可再生能源，主要受技术成本下降、智能政策和创新商业模式的推动。然而，供应链脆弱性——尤其是对少数国家关键矿产的依赖——以及地缘政治风险，要求多元化采购和负责任的资源管理。</w:t>
       </w:r>
     </w:p>
     <w:p>
